--- a/flow/20240204_zachala/ap160.docx
+++ b/flow/20240204_zachala/ap160.docx
@@ -35,43 +35,7 @@
           <w:i/>
           <w:color w:val="FF0000"/>
         </w:rPr>
-        <w:t xml:space="preserve">1 </w:t>
-      </w:r>
-      <w:proofErr w:type="spellStart"/>
-      <w:r>
-        <w:rPr>
-          <w:rFonts w:ascii="Times New Roman" w:eastAsia="Times New Roman" w:hAnsi="Times New Roman" w:cs="Times New Roman"/>
-          <w:i/>
-          <w:color w:val="FF0000"/>
-        </w:rPr>
-        <w:t>Кор</w:t>
-      </w:r>
-      <w:proofErr w:type="spellEnd"/>
-      <w:r>
-        <w:rPr>
-          <w:rFonts w:ascii="Times New Roman" w:eastAsia="Times New Roman" w:hAnsi="Times New Roman" w:cs="Times New Roman"/>
-          <w:i/>
-          <w:color w:val="FF0000"/>
-        </w:rPr>
-        <w:t xml:space="preserve">. 160 </w:t>
-      </w:r>
-      <w:proofErr w:type="spellStart"/>
-      <w:r>
-        <w:rPr>
-          <w:rFonts w:ascii="Times New Roman" w:eastAsia="Times New Roman" w:hAnsi="Times New Roman" w:cs="Times New Roman"/>
-          <w:i/>
-          <w:color w:val="FF0000"/>
-        </w:rPr>
-        <w:t>зач</w:t>
-      </w:r>
-      <w:proofErr w:type="spellEnd"/>
-      <w:r>
-        <w:rPr>
-          <w:rFonts w:ascii="Times New Roman" w:eastAsia="Times New Roman" w:hAnsi="Times New Roman" w:cs="Times New Roman"/>
-          <w:i/>
-          <w:color w:val="FF0000"/>
-        </w:rPr>
-        <w:t>.; 15, 20-28.</w:t>
+        <w:t>1 Кор. 160 зач.; 15, 20-28.</w:t>
       </w:r>
     </w:p>
     <w:p>
@@ -86,65 +50,51 @@
       </w:pPr>
       <w:r>
         <w:rPr>
+          <w:rStyle w:val="Versetto"/>
+        </w:rPr>
+        <w:t>20.</w:t>
+      </w:r>
+      <w:r>
+        <w:rPr>
+          <w:color w:val="000000"/>
+        </w:rPr>
+        <w:t xml:space="preserve"> </w:t>
+      </w:r>
+      <w:r>
+        <w:rPr>
           <w:color w:val="000000"/>
         </w:rPr>
         <w:t>Браття,</w:t>
       </w:r>
       <w:r>
         <w:rPr>
+          <w:color w:val="000000"/>
+        </w:rPr>
+        <w:t xml:space="preserve"> Христос воскрес із мертвих, первісток померлих. </w:t>
+      </w:r>
+      <w:r>
+        <w:rPr>
           <w:rStyle w:val="Versetto"/>
         </w:rPr>
-        <w:t xml:space="preserve"> </w:t>
+        <w:t>21.</w:t>
+      </w:r>
+      <w:r>
+        <w:rPr>
+          <w:color w:val="000000"/>
+        </w:rPr>
+        <w:t xml:space="preserve"> Тому що через чоловіка – смерть, через чоловіка й воскресіння мертвих. </w:t>
       </w:r>
       <w:r>
         <w:rPr>
           <w:rStyle w:val="Versetto"/>
         </w:rPr>
-        <w:t>20.</w:t>
-      </w:r>
-      <w:r>
-        <w:rPr>
-          <w:color w:val="000000"/>
-        </w:rPr>
-        <w:t xml:space="preserve"> Христос воскрес із мертвих, первісток померлих. </w:t>
-      </w:r>
-      <w:r>
-        <w:rPr>
-          <w:rStyle w:val="Versetto"/>
-        </w:rPr>
-        <w:t>21.</w:t>
-      </w:r>
-      <w:r>
-        <w:rPr>
-          <w:color w:val="000000"/>
-        </w:rPr>
-        <w:t xml:space="preserve"> Тому що через чоловіка – смерть, через чоловіка й воскресіння мертвих. </w:t>
-      </w:r>
-      <w:r>
-        <w:rPr>
-          <w:rStyle w:val="Versetto"/>
-        </w:rPr>
         <w:t>22.</w:t>
       </w:r>
       <w:r>
         <w:rPr>
           <w:color w:val="000000"/>
         </w:rPr>
-        <w:t xml:space="preserve"> Бо як в Адамі всі вмирають, так у Христі всі </w:t>
-      </w:r>
-      <w:proofErr w:type="spellStart"/>
-      <w:r>
-        <w:rPr>
-          <w:color w:val="000000"/>
-        </w:rPr>
-        <w:t>оживуть</w:t>
-      </w:r>
-      <w:proofErr w:type="spellEnd"/>
-      <w:r>
-        <w:rPr>
-          <w:color w:val="000000"/>
-        </w:rPr>
-        <w:t xml:space="preserve">. </w:t>
+        <w:t xml:space="preserve"> Бо як в Адамі всі вмирають, так у Христі всі оживуть. </w:t>
       </w:r>
       <w:r>
         <w:rPr>
@@ -249,21 +199,7 @@
         <w:rPr>
           <w:color w:val="000000"/>
         </w:rPr>
-        <w:t xml:space="preserve"> </w:t>
-      </w:r>
-      <w:proofErr w:type="spellStart"/>
-      <w:r>
-        <w:rPr>
-          <w:color w:val="000000"/>
-        </w:rPr>
-        <w:t>Якже</w:t>
-      </w:r>
-      <w:proofErr w:type="spellEnd"/>
-      <w:r>
-        <w:rPr>
-          <w:color w:val="000000"/>
-        </w:rPr>
-        <w:t xml:space="preserve"> все йому буде підкорене, тоді й сам Син підкориться тому, що йому підкорив усе, щоб Бог був усім в усьому.</w:t>
+        <w:t xml:space="preserve"> Якже все йому буде підкорене, тоді й сам Син підкориться тому, що йому підкорив усе, щоб Бог був усім в усьому.</w:t>
       </w:r>
     </w:p>
     <w:sectPr>

--- a/flow/20240204_zachala/ap160.docx
+++ b/flow/20240204_zachala/ap160.docx
@@ -154,20 +154,7 @@
         <w:rPr>
           <w:color w:val="000000"/>
         </w:rPr>
-        <w:t xml:space="preserve"> </w:t>
-      </w:r>
-      <w:r>
-        <w:rPr>
-          <w:rStyle w:val="a5"/>
-          <w:color w:val="000000"/>
-        </w:rPr>
-        <w:footnoteReference w:id="1"/>
-      </w:r>
-      <w:r>
-        <w:rPr>
-          <w:color w:val="000000"/>
-        </w:rPr>
-        <w:t xml:space="preserve">бо </w:t>
+        <w:t xml:space="preserve"> бо </w:t>
       </w:r>
       <w:r>
         <w:rPr>
@@ -256,48 +243,6 @@
       </w:pPr>
       <w:r>
         <w:continuationSeparator/>
-      </w:r>
-    </w:p>
-  </w:footnote>
-  <w:footnote w:id="1">
-    <w:p>
-      <w:pPr>
-        <w:pStyle w:val="a6"/>
-        <w:tabs>
-          <w:tab w:val="left" w:pos="284"/>
-          <w:tab w:val="left" w:pos="993"/>
-          <w:tab w:val="left" w:pos="1418"/>
-        </w:tabs>
-        <w:rPr>
-          <w:color w:val="000000"/>
-          <w:lang w:val="uk-UA"/>
-        </w:rPr>
-      </w:pPr>
-      <w:r>
-        <w:rPr>
-          <w:rStyle w:val="a5"/>
-        </w:rPr>
-        <w:footnoteRef/>
-      </w:r>
-      <w:r>
-        <w:tab/>
-        <w:t xml:space="preserve"> </w:t>
-      </w:r>
-      <w:r>
-        <w:rPr>
-          <w:b/>
-          <w:color w:val="000000"/>
-          <w:lang w:val="uk-UA"/>
-        </w:rPr>
-        <w:t>27</w:t>
-      </w:r>
-      <w:r>
-        <w:rPr>
-          <w:color w:val="000000"/>
-          <w:lang w:val="uk-UA"/>
-        </w:rPr>
-        <w:tab/>
-        <w:t>Пс 8,7</w:t>
       </w:r>
     </w:p>
   </w:footnote>
